--- a/CV/cv.docx
+++ b/CV/cv.docx
@@ -152,7 +152,19 @@
                               <w:rPr>
                                 <w:rFonts w:cstheme="minorHAnsi"/>
                               </w:rPr>
-                              <w:t xml:space="preserve"> GPA: 7.1/10 (2016 -2022)</w:t>
+                              <w:t xml:space="preserve"> GPA: 7.</w:t>
+                            </w:r>
+                            <w:r>
+                              <w:rPr>
+                                <w:rFonts w:cstheme="minorHAnsi"/>
+                              </w:rPr>
+                              <w:t>2</w:t>
+                            </w:r>
+                            <w:r>
+                              <w:rPr>
+                                <w:rFonts w:cstheme="minorHAnsi"/>
+                              </w:rPr>
+                              <w:t xml:space="preserve">1/10 </w:t>
                             </w:r>
                           </w:p>
                           <w:p>
@@ -240,7 +252,7 @@
                                       <w:szCs w:val="24"/>
                                       <w:lang w:val="en-US"/>
                                     </w:rPr>
-                                    <w:t>: Python, Java</w:t>
+                                    <w:t>: Python</w:t>
                                   </w:r>
                                   <w:r>
                                     <w:rPr>
@@ -249,7 +261,16 @@
                                       <w:szCs w:val="24"/>
                                       <w:lang w:val="en-US"/>
                                     </w:rPr>
-                                    <w:t>, SQL</w:t>
+                                    <w:t xml:space="preserve">, </w:t>
+                                  </w:r>
+                                  <w:r>
+                                    <w:rPr>
+                                      <w:rFonts w:cstheme="minorHAnsi"/>
+                                      <w:sz w:val="24"/>
+                                      <w:szCs w:val="24"/>
+                                      <w:lang w:val="en-US"/>
+                                    </w:rPr>
+                                    <w:t>MySQL</w:t>
                                   </w:r>
                                 </w:p>
                                 <w:p>
@@ -332,17 +353,6 @@
                                     </w:rPr>
                                     <w:t>Scikit-Learn</w:t>
                                   </w:r>
-                                  <w:r>
-                                    <w:rPr>
-                                      <w:rFonts w:cstheme="minorHAnsi"/>
-                                      <w:sz w:val="24"/>
-                                      <w:szCs w:val="24"/>
-                                      <w:lang w:val="en-US"/>
-                                    </w:rPr>
-                                    <w:t>, Numpy</w:t>
-                                  </w:r>
-                                  <w:bookmarkStart w:id="0" w:name="_GoBack"/>
-                                  <w:bookmarkEnd w:id="0"/>
                                 </w:p>
                                 <w:p>
                                   <w:pPr>
@@ -648,16 +658,72 @@
                                 <w:szCs w:val="24"/>
                                 <w:lang w:val="en-US"/>
                               </w:rPr>
-                              <w:t xml:space="preserve"> classify </w:t>
-                            </w:r>
-                            <w:r>
-                              <w:rPr>
-                                <w:rFonts w:cstheme="minorHAnsi"/>
-                                <w:sz w:val="24"/>
-                                <w:szCs w:val="24"/>
-                                <w:lang w:val="en-US"/>
-                              </w:rPr>
-                              <w:t>product’s feedback to suport customers in making choice</w:t>
+                              <w:t xml:space="preserve"> </w:t>
+                            </w:r>
+                            <w:r>
+                              <w:rPr>
+                                <w:rFonts w:cstheme="minorHAnsi"/>
+                                <w:sz w:val="24"/>
+                                <w:szCs w:val="24"/>
+                                <w:lang w:val="en-US"/>
+                              </w:rPr>
+                              <w:t xml:space="preserve">scrape </w:t>
+                            </w:r>
+                            <w:r>
+                              <w:rPr>
+                                <w:rFonts w:cstheme="minorHAnsi"/>
+                                <w:sz w:val="24"/>
+                                <w:szCs w:val="24"/>
+                                <w:lang w:val="en-US"/>
+                              </w:rPr>
+                              <w:t xml:space="preserve">product’s feedback </w:t>
+                            </w:r>
+                            <w:r>
+                              <w:rPr>
+                                <w:rFonts w:cstheme="minorHAnsi"/>
+                                <w:sz w:val="24"/>
+                                <w:szCs w:val="24"/>
+                                <w:lang w:val="en-US"/>
+                              </w:rPr>
+                              <w:t>from website and</w:t>
+                            </w:r>
+                            <w:bookmarkStart w:id="0" w:name="_GoBack"/>
+                            <w:bookmarkEnd w:id="0"/>
+                            <w:r>
+                              <w:rPr>
+                                <w:rFonts w:cstheme="minorHAnsi"/>
+                                <w:sz w:val="24"/>
+                                <w:szCs w:val="24"/>
+                                <w:lang w:val="en-US"/>
+                              </w:rPr>
+                              <w:t xml:space="preserve"> </w:t>
+                            </w:r>
+                            <w:r>
+                              <w:rPr>
+                                <w:rFonts w:cstheme="minorHAnsi"/>
+                                <w:sz w:val="24"/>
+                                <w:szCs w:val="24"/>
+                                <w:lang w:val="en-US"/>
+                              </w:rPr>
+                              <w:t xml:space="preserve">classify </w:t>
+                            </w:r>
+                            <w:r>
+                              <w:rPr>
+                                <w:rFonts w:cstheme="minorHAnsi"/>
+                                <w:sz w:val="24"/>
+                                <w:szCs w:val="24"/>
+                                <w:lang w:val="en-US"/>
+                              </w:rPr>
+                              <w:t>them (bad or good)</w:t>
+                            </w:r>
+                            <w:r>
+                              <w:rPr>
+                                <w:rFonts w:cstheme="minorHAnsi"/>
+                                <w:sz w:val="24"/>
+                                <w:szCs w:val="24"/>
+                                <w:lang w:val="en-US"/>
+                              </w:rPr>
+                              <w:t xml:space="preserve"> to suport customers in making choice</w:t>
                             </w:r>
                             <w:r>
                               <w:rPr>
@@ -1426,7 +1492,19 @@
                         <w:rPr>
                           <w:rFonts w:cstheme="minorHAnsi"/>
                         </w:rPr>
-                        <w:t xml:space="preserve"> GPA: 7.1/10 (2016 -2022)</w:t>
+                        <w:t xml:space="preserve"> GPA: 7.</w:t>
+                      </w:r>
+                      <w:r>
+                        <w:rPr>
+                          <w:rFonts w:cstheme="minorHAnsi"/>
+                        </w:rPr>
+                        <w:t>2</w:t>
+                      </w:r>
+                      <w:r>
+                        <w:rPr>
+                          <w:rFonts w:cstheme="minorHAnsi"/>
+                        </w:rPr>
+                        <w:t xml:space="preserve">1/10 </w:t>
                       </w:r>
                     </w:p>
                     <w:p>
@@ -1514,16 +1592,25 @@
                                 <w:szCs w:val="24"/>
                                 <w:lang w:val="en-US"/>
                               </w:rPr>
-                              <w:t>: Python, Java</w:t>
-                            </w:r>
-                            <w:r>
-                              <w:rPr>
-                                <w:rFonts w:cstheme="minorHAnsi"/>
-                                <w:sz w:val="24"/>
-                                <w:szCs w:val="24"/>
-                                <w:lang w:val="en-US"/>
-                              </w:rPr>
-                              <w:t>, SQL</w:t>
+                              <w:t>: Python</w:t>
+                            </w:r>
+                            <w:r>
+                              <w:rPr>
+                                <w:rFonts w:cstheme="minorHAnsi"/>
+                                <w:sz w:val="24"/>
+                                <w:szCs w:val="24"/>
+                                <w:lang w:val="en-US"/>
+                              </w:rPr>
+                              <w:t xml:space="preserve">, </w:t>
+                            </w:r>
+                            <w:r>
+                              <w:rPr>
+                                <w:rFonts w:cstheme="minorHAnsi"/>
+                                <w:sz w:val="24"/>
+                                <w:szCs w:val="24"/>
+                                <w:lang w:val="en-US"/>
+                              </w:rPr>
+                              <w:t>MySQL</w:t>
                             </w:r>
                           </w:p>
                           <w:p>
@@ -1606,17 +1693,6 @@
                               </w:rPr>
                               <w:t>Scikit-Learn</w:t>
                             </w:r>
-                            <w:r>
-                              <w:rPr>
-                                <w:rFonts w:cstheme="minorHAnsi"/>
-                                <w:sz w:val="24"/>
-                                <w:szCs w:val="24"/>
-                                <w:lang w:val="en-US"/>
-                              </w:rPr>
-                              <w:t>, Numpy</w:t>
-                            </w:r>
-                            <w:bookmarkStart w:id="1" w:name="_GoBack"/>
-                            <w:bookmarkEnd w:id="1"/>
                           </w:p>
                           <w:p>
                             <w:pPr>
@@ -1922,16 +1998,72 @@
                           <w:szCs w:val="24"/>
                           <w:lang w:val="en-US"/>
                         </w:rPr>
-                        <w:t xml:space="preserve"> classify </w:t>
-                      </w:r>
-                      <w:r>
-                        <w:rPr>
-                          <w:rFonts w:cstheme="minorHAnsi"/>
-                          <w:sz w:val="24"/>
-                          <w:szCs w:val="24"/>
-                          <w:lang w:val="en-US"/>
-                        </w:rPr>
-                        <w:t>product’s feedback to suport customers in making choice</w:t>
+                        <w:t xml:space="preserve"> </w:t>
+                      </w:r>
+                      <w:r>
+                        <w:rPr>
+                          <w:rFonts w:cstheme="minorHAnsi"/>
+                          <w:sz w:val="24"/>
+                          <w:szCs w:val="24"/>
+                          <w:lang w:val="en-US"/>
+                        </w:rPr>
+                        <w:t xml:space="preserve">scrape </w:t>
+                      </w:r>
+                      <w:r>
+                        <w:rPr>
+                          <w:rFonts w:cstheme="minorHAnsi"/>
+                          <w:sz w:val="24"/>
+                          <w:szCs w:val="24"/>
+                          <w:lang w:val="en-US"/>
+                        </w:rPr>
+                        <w:t xml:space="preserve">product’s feedback </w:t>
+                      </w:r>
+                      <w:r>
+                        <w:rPr>
+                          <w:rFonts w:cstheme="minorHAnsi"/>
+                          <w:sz w:val="24"/>
+                          <w:szCs w:val="24"/>
+                          <w:lang w:val="en-US"/>
+                        </w:rPr>
+                        <w:t>from website and</w:t>
+                      </w:r>
+                      <w:bookmarkStart w:id="1" w:name="_GoBack"/>
+                      <w:bookmarkEnd w:id="1"/>
+                      <w:r>
+                        <w:rPr>
+                          <w:rFonts w:cstheme="minorHAnsi"/>
+                          <w:sz w:val="24"/>
+                          <w:szCs w:val="24"/>
+                          <w:lang w:val="en-US"/>
+                        </w:rPr>
+                        <w:t xml:space="preserve"> </w:t>
+                      </w:r>
+                      <w:r>
+                        <w:rPr>
+                          <w:rFonts w:cstheme="minorHAnsi"/>
+                          <w:sz w:val="24"/>
+                          <w:szCs w:val="24"/>
+                          <w:lang w:val="en-US"/>
+                        </w:rPr>
+                        <w:t xml:space="preserve">classify </w:t>
+                      </w:r>
+                      <w:r>
+                        <w:rPr>
+                          <w:rFonts w:cstheme="minorHAnsi"/>
+                          <w:sz w:val="24"/>
+                          <w:szCs w:val="24"/>
+                          <w:lang w:val="en-US"/>
+                        </w:rPr>
+                        <w:t>them (bad or good)</w:t>
+                      </w:r>
+                      <w:r>
+                        <w:rPr>
+                          <w:rFonts w:cstheme="minorHAnsi"/>
+                          <w:sz w:val="24"/>
+                          <w:szCs w:val="24"/>
+                          <w:lang w:val="en-US"/>
+                        </w:rPr>
+                        <w:t xml:space="preserve"> to suport customers in making choice</w:t>
                       </w:r>
                       <w:r>
                         <w:rPr>
@@ -3422,7 +3554,7 @@
                                     <pic:cNvPicPr/>
                                   </pic:nvPicPr>
                                   <pic:blipFill>
-                                    <a:blip r:embed="rId8">
+                                    <a:blip r:embed="rId7">
                                       <a:extLst>
                                         <a:ext uri="{28A0092B-C50C-407E-A947-70E740481C1C}">
                                           <a14:useLocalDpi xmlns:a14="http://schemas.microsoft.com/office/drawing/2010/main" val="0"/>
